--- a/klagomål/A 37302-2026 FSC-klagomål.docx
+++ b/klagomål/A 37302-2026 FSC-klagomål.docx
@@ -221,7 +221,7 @@
     </w:p>
     <w:p>
       <w:r>
-        <w:t>I och inom 20 meter från avverkningsanmälan finns fynd av 4 naturvårdsarter, varav 3 är rödlistade, 2 är fridlysta och 4 är typiska (T): garnlav (VU, T), gammelgransskål (NT, T), tretåig hackspett (NT, T, §4) och spillkråka (T, §4). Se Figur 1.</w:t>
+        <w:t>I och inom 20 meter från avverkningsanmälan finns fynd av 6 naturvårdsarter, varav 4 är rödlistade, 2 är fridlysta, 5 är typiska (T) och 1 är signalart (S): garnlav (VU, T), sprickporing (VU), gammelgransskål (NT, T), tretåig hackspett (NT, T, §4), vedticka (S, T) och spillkråka (T, §4). Se Figur 1.</w:t>
       </w:r>
     </w:p>
     <w:p>
@@ -281,6 +281,17 @@
         <w:rPr>
           <w:b/>
         </w:rPr>
+        <w:t>Sprickporing (VU)</w:t>
+      </w:r>
+      <w:r>
+        <w:t>, rödlistad som sårbar, är en sällsynt art som växer på senvuxen gran i lågproduktiva miljöer, ett substrat som nybildas i mycket liten skala i modern produktionsskog. Arten bedöms ha minskat kraftigt, med mer än 30 % över de senaste 20 åren, huvudsakligen på grund av slutavverkningar. I bestånd där arten förekommer måste skogsbruk undvikas. Fler av artens lokaler bör skyddas (SLU Artdatabanken, 2024).</w:t>
+      </w:r>
+    </w:p>
+    <w:p>
+      <w:r>
+        <w:rPr>
+          <w:b/>
+        </w:rPr>
         <w:t>Gammelgransskål (NT)</w:t>
       </w:r>
       <w:r>
@@ -323,6 +334,26 @@
       </w:r>
       <w:r>
         <w:t xml:space="preserve"> (Skogsstyrelsen, 2016; SLU Artdatabanken, 2024).</w:t>
+      </w:r>
+    </w:p>
+    <w:p>
+      <w:r>
+        <w:rPr>
+          <w:b/>
+        </w:rPr>
+        <w:t xml:space="preserve">Vedticka </w:t>
+      </w:r>
+      <w:r>
+        <w:t xml:space="preserve">är en bra signalart söder om den naturliga norrlandsgränsen. Den är huvudsakligen knuten till äldre barrskogar där det föreligger långvarig kontinuitet av död barrved. Vedticka är typisk art för </w:t>
+      </w:r>
+      <w:r>
+        <w:rPr>
+          <w:i/>
+        </w:rPr>
+        <w:t xml:space="preserve">9010 Taiga </w:t>
+      </w:r>
+      <w:r>
+        <w:t>(Nitare &amp; Skogsstyrelsen, 2019; SLU Artdatabanken, 2025).</w:t>
       </w:r>
     </w:p>
     <w:p>
@@ -460,7 +491,7 @@
         <w:rPr>
           <w:i/>
         </w:rPr>
-        <w:t>I det avverkningsanmälda skogsområdet har 4 naturvårdsarter varav 3 rödlistade arter sina livsmiljöer och växtplatser.</w:t>
+        <w:t>I det avverkningsanmälda skogsområdet har 6 naturvårdsarter varav 4 rödlistade arter sina livsmiljöer och växtplatser.</w:t>
       </w:r>
     </w:p>
     <w:p>
@@ -1061,7 +1092,7 @@
     <w:r>
       <w:tab/>
       <w:tab/>
-      <w:t>2026-10-09</w:t>
+      <w:t>2026-10-10</w:t>
       <w:br/>
       <w:br/>
     </w:r>

--- a/klagomål/A 37302-2026 FSC-klagomål.docx
+++ b/klagomål/A 37302-2026 FSC-klagomål.docx
@@ -1092,7 +1092,7 @@
     <w:r>
       <w:tab/>
       <w:tab/>
-      <w:t>2026-10-10</w:t>
+      <w:t>2026-10-11</w:t>
       <w:br/>
       <w:br/>
     </w:r>

--- a/klagomål/A 37302-2026 FSC-klagomål.docx
+++ b/klagomål/A 37302-2026 FSC-klagomål.docx
@@ -1092,7 +1092,7 @@
     <w:r>
       <w:tab/>
       <w:tab/>
-      <w:t>2026-10-11</w:t>
+      <w:t>2026-10-12</w:t>
       <w:br/>
       <w:br/>
     </w:r>

--- a/klagomål/A 37302-2026 FSC-klagomål.docx
+++ b/klagomål/A 37302-2026 FSC-klagomål.docx
@@ -1092,7 +1092,7 @@
     <w:r>
       <w:tab/>
       <w:tab/>
-      <w:t>2026-10-12</w:t>
+      <w:t>2026-10-13</w:t>
       <w:br/>
       <w:br/>
     </w:r>

--- a/klagomål/A 37302-2026 FSC-klagomål.docx
+++ b/klagomål/A 37302-2026 FSC-klagomål.docx
@@ -1092,7 +1092,7 @@
     <w:r>
       <w:tab/>
       <w:tab/>
-      <w:t>2026-10-13</w:t>
+      <w:t>2026-10-14</w:t>
       <w:br/>
       <w:br/>
     </w:r>

--- a/klagomål/A 37302-2026 FSC-klagomål.docx
+++ b/klagomål/A 37302-2026 FSC-klagomål.docx
@@ -1092,7 +1092,7 @@
     <w:r>
       <w:tab/>
       <w:tab/>
-      <w:t>2026-10-14</w:t>
+      <w:t>2026-10-15</w:t>
       <w:br/>
       <w:br/>
     </w:r>

--- a/klagomål/A 37302-2026 FSC-klagomål.docx
+++ b/klagomål/A 37302-2026 FSC-klagomål.docx
@@ -1092,7 +1092,7 @@
     <w:r>
       <w:tab/>
       <w:tab/>
-      <w:t>2026-10-15</w:t>
+      <w:t>2026-10-16</w:t>
       <w:br/>
       <w:br/>
     </w:r>

--- a/klagomål/A 37302-2026 FSC-klagomål.docx
+++ b/klagomål/A 37302-2026 FSC-klagomål.docx
@@ -1092,7 +1092,7 @@
     <w:r>
       <w:tab/>
       <w:tab/>
-      <w:t>2026-10-16</w:t>
+      <w:t>2026-10-17</w:t>
       <w:br/>
       <w:br/>
     </w:r>

--- a/klagomål/A 37302-2026 FSC-klagomål.docx
+++ b/klagomål/A 37302-2026 FSC-klagomål.docx
@@ -1092,7 +1092,7 @@
     <w:r>
       <w:tab/>
       <w:tab/>
-      <w:t>2026-10-17</w:t>
+      <w:t>2026-10-18</w:t>
       <w:br/>
       <w:br/>
     </w:r>

--- a/klagomål/A 37302-2026 FSC-klagomål.docx
+++ b/klagomål/A 37302-2026 FSC-klagomål.docx
@@ -1092,7 +1092,7 @@
     <w:r>
       <w:tab/>
       <w:tab/>
-      <w:t>2026-10-18</w:t>
+      <w:t>2026-10-19</w:t>
       <w:br/>
       <w:br/>
     </w:r>

--- a/klagomål/A 37302-2026 FSC-klagomål.docx
+++ b/klagomål/A 37302-2026 FSC-klagomål.docx
@@ -1092,7 +1092,7 @@
     <w:r>
       <w:tab/>
       <w:tab/>
-      <w:t>2026-10-19</w:t>
+      <w:t>2026-10-20</w:t>
       <w:br/>
       <w:br/>
     </w:r>

--- a/klagomål/A 37302-2026 FSC-klagomål.docx
+++ b/klagomål/A 37302-2026 FSC-klagomål.docx
@@ -1092,7 +1092,7 @@
     <w:r>
       <w:tab/>
       <w:tab/>
-      <w:t>2026-10-20</w:t>
+      <w:t>2026-10-21</w:t>
       <w:br/>
       <w:br/>
     </w:r>

--- a/klagomål/A 37302-2026 FSC-klagomål.docx
+++ b/klagomål/A 37302-2026 FSC-klagomål.docx
@@ -1092,7 +1092,7 @@
     <w:r>
       <w:tab/>
       <w:tab/>
-      <w:t>2026-10-21</w:t>
+      <w:t>2026-10-22</w:t>
       <w:br/>
       <w:br/>
     </w:r>

--- a/klagomål/A 37302-2026 FSC-klagomål.docx
+++ b/klagomål/A 37302-2026 FSC-klagomål.docx
@@ -1092,7 +1092,7 @@
     <w:r>
       <w:tab/>
       <w:tab/>
-      <w:t>2026-10-22</w:t>
+      <w:t>2026-10-23</w:t>
       <w:br/>
       <w:br/>
     </w:r>

--- a/klagomål/A 37302-2026 FSC-klagomål.docx
+++ b/klagomål/A 37302-2026 FSC-klagomål.docx
@@ -1092,7 +1092,7 @@
     <w:r>
       <w:tab/>
       <w:tab/>
-      <w:t>2026-10-23</w:t>
+      <w:t>2026-10-24</w:t>
       <w:br/>
       <w:br/>
     </w:r>

--- a/klagomål/A 37302-2026 FSC-klagomål.docx
+++ b/klagomål/A 37302-2026 FSC-klagomål.docx
@@ -1092,7 +1092,7 @@
     <w:r>
       <w:tab/>
       <w:tab/>
-      <w:t>2026-10-24</w:t>
+      <w:t>2026-10-25</w:t>
       <w:br/>
       <w:br/>
     </w:r>

--- a/klagomål/A 37302-2026 FSC-klagomål.docx
+++ b/klagomål/A 37302-2026 FSC-klagomål.docx
@@ -1092,7 +1092,7 @@
     <w:r>
       <w:tab/>
       <w:tab/>
-      <w:t>2026-10-25</w:t>
+      <w:t>2026-10-26</w:t>
       <w:br/>
       <w:br/>
     </w:r>

--- a/klagomål/A 37302-2026 FSC-klagomål.docx
+++ b/klagomål/A 37302-2026 FSC-klagomål.docx
@@ -1092,7 +1092,7 @@
     <w:r>
       <w:tab/>
       <w:tab/>
-      <w:t>2026-10-26</w:t>
+      <w:t>2026-10-27</w:t>
       <w:br/>
       <w:br/>
     </w:r>

--- a/klagomål/A 37302-2026 FSC-klagomål.docx
+++ b/klagomål/A 37302-2026 FSC-klagomål.docx
@@ -1092,7 +1092,7 @@
     <w:r>
       <w:tab/>
       <w:tab/>
-      <w:t>2026-10-27</w:t>
+      <w:t>2026-10-28</w:t>
       <w:br/>
       <w:br/>
     </w:r>

--- a/klagomål/A 37302-2026 FSC-klagomål.docx
+++ b/klagomål/A 37302-2026 FSC-klagomål.docx
@@ -1092,7 +1092,7 @@
     <w:r>
       <w:tab/>
       <w:tab/>
-      <w:t>2026-10-28</w:t>
+      <w:t>2026-10-29</w:t>
       <w:br/>
       <w:br/>
     </w:r>

--- a/klagomål/A 37302-2026 FSC-klagomål.docx
+++ b/klagomål/A 37302-2026 FSC-klagomål.docx
@@ -1092,7 +1092,7 @@
     <w:r>
       <w:tab/>
       <w:tab/>
-      <w:t>2026-10-29</w:t>
+      <w:t>2026-10-31</w:t>
       <w:br/>
       <w:br/>
     </w:r>
